--- a/research/TRD-EHR/paper1-trd-prediction/parts/manuscript/01-title-page.docx
+++ b/research/TRD-EHR/paper1-trd-prediction/parts/manuscript/01-title-page.docx
@@ -2,7 +2,7 @@
 <file path=word/document.xml><?xml version="1.0" encoding="utf-8"?>
 <w:document xmlns:w="http://schemas.openxmlformats.org/wordprocessingml/2006/main" xmlns:m="http://schemas.openxmlformats.org/officeDocument/2006/math" xmlns:r="http://schemas.openxmlformats.org/officeDocument/2006/relationships" xmlns:o="urn:schemas-microsoft-com:office:office" xmlns:v="urn:schemas-microsoft-com:vml" xmlns:w10="urn:schemas-microsoft-com:office:word" xmlns:a="http://schemas.openxmlformats.org/drawingml/2006/main" xmlns:pic="http://schemas.openxmlformats.org/drawingml/2006/picture" xmlns:wp="http://schemas.openxmlformats.org/drawingml/2006/wordprocessingDrawing">
   <w:body>
-    <w:bookmarkStart w:id="20" w:name="title-page"/>
+    <w:bookmarkStart w:id="22" w:name="title-page"/>
     <w:p>
       <w:pPr>
         <w:pStyle w:val="Heading1"/>
@@ -26,7 +26,7 @@
         <w:t xml:space="preserve"> </w:t>
       </w:r>
       <w:r>
-        <w:t xml:space="preserve">Narrative Embeddings Do Not Outperform Typed Features for a Treatment-Switch Proxy of Treatment-Resistant Depression: Retrospective Cohort Study</w:t>
+        <w:t xml:space="preserve">Feature Vectors and Narrative Embeddings for Predicting a Treatment Switching Proxy for Treatment Resistant Depression: Retrospective Cohort Study</w:t>
       </w:r>
     </w:p>
     <w:p>
@@ -34,17 +34,7 @@
         <w:pStyle w:val="BodyText"/>
       </w:pPr>
       <w:r>
-        <w:rPr>
-          <w:bCs/>
-          <w:b/>
-        </w:rPr>
-        <w:t xml:space="preserve">Short title.</w:t>
-      </w:r>
-      <w:r>
-        <w:t xml:space="preserve"> </w:t>
-      </w:r>
-      <w:r>
-        <w:t xml:space="preserve">Embeddings and Typed Features for TRD Prediction</w:t>
+        <w:t xml:space="preserve">Mikey Ferguson, BS¹; Martin Paulus, MD¹; Rayus Kuplicki, PhD¹; Katherine L. Forthman, MS¹; Dale Peasley, MS¹; Sandip Sen, PhD²</w:t>
       </w:r>
     </w:p>
     <w:p>
@@ -52,118 +42,72 @@
         <w:pStyle w:val="BodyText"/>
       </w:pPr>
       <w:r>
-        <w:rPr>
-          <w:bCs/>
-          <w:b/>
-        </w:rPr>
-        <w:t xml:space="preserve">Authors.</w:t>
-      </w:r>
-      <w:r>
-        <w:t xml:space="preserve"> </w:t>
-      </w:r>
-      <w:r>
-        <w:t xml:space="preserve">Mikey Ferguson, BS</w:t>
-      </w:r>
-      <w:r>
-        <w:rPr>
-          <w:vertAlign w:val="superscript"/>
-        </w:rPr>
-        <w:t xml:space="preserve">1</w:t>
-      </w:r>
-      <w:r>
-        <w:t xml:space="preserve">; Martin Paulus,</w:t>
-      </w:r>
-      <w:r>
-        <w:t xml:space="preserve"> </w:t>
-      </w:r>
-      <w:r>
-        <w:t xml:space="preserve">MD</w:t>
-      </w:r>
-      <w:r>
-        <w:rPr>
-          <w:vertAlign w:val="superscript"/>
-        </w:rPr>
-        <w:t xml:space="preserve">1</w:t>
-      </w:r>
-      <w:r>
-        <w:t xml:space="preserve">; Rayus Kuplicki, PhD</w:t>
-      </w:r>
-      <w:r>
-        <w:rPr>
-          <w:vertAlign w:val="superscript"/>
-        </w:rPr>
-        <w:t xml:space="preserve">1</w:t>
-      </w:r>
-      <w:r>
-        <w:t xml:space="preserve">; Katherine L. Forthman,</w:t>
-      </w:r>
-      <w:r>
-        <w:t xml:space="preserve"> </w:t>
-      </w:r>
-      <w:r>
-        <w:t xml:space="preserve">MS</w:t>
-      </w:r>
-      <w:r>
-        <w:rPr>
-          <w:vertAlign w:val="superscript"/>
-        </w:rPr>
-        <w:t xml:space="preserve">1</w:t>
-      </w:r>
-      <w:r>
-        <w:t xml:space="preserve">; Dale Peasley, MS</w:t>
-      </w:r>
-      <w:r>
-        <w:rPr>
-          <w:vertAlign w:val="superscript"/>
-        </w:rPr>
-        <w:t xml:space="preserve">1</w:t>
-      </w:r>
-      <w:r>
-        <w:t xml:space="preserve">; Sandip Sen,</w:t>
-      </w:r>
-      <w:r>
-        <w:t xml:space="preserve"> </w:t>
-      </w:r>
-      <w:r>
-        <w:t xml:space="preserve">PhD</w:t>
-      </w:r>
-      <w:r>
-        <w:rPr>
-          <w:vertAlign w:val="superscript"/>
-        </w:rPr>
-        <w:t xml:space="preserve">2</w:t>
-      </w:r>
-      <w:r>
-        <w:t xml:space="preserve">.</w:t>
+        <w:t xml:space="preserve">¹ Laureate Institute for Brain Research, Tulsa, Oklahoma, United States</w:t>
+      </w:r>
+      <w:r>
+        <w:br/>
+      </w:r>
+      <w:r>
+        <w:t xml:space="preserve">² The University of Tulsa, Tulsa, Oklahoma, United States</w:t>
+      </w:r>
+    </w:p>
+    <w:bookmarkStart w:id="20" w:name="corresponding-author"/>
+    <w:p>
+      <w:pPr>
+        <w:pStyle w:val="Heading2"/>
+      </w:pPr>
+      <w:r>
+        <w:t xml:space="preserve">Corresponding Author</w:t>
       </w:r>
     </w:p>
     <w:p>
       <w:pPr>
-        <w:pStyle w:val="BodyText"/>
-      </w:pPr>
-      <w:r>
-        <w:rPr>
-          <w:bCs/>
-          <w:b/>
-        </w:rPr>
-        <w:t xml:space="preserve">Affiliations.</w:t>
+        <w:pStyle w:val="FirstParagraph"/>
+      </w:pPr>
+      <w:r>
+        <w:t xml:space="preserve">Mikey Ferguson, BS</w:t>
+      </w:r>
+      <w:r>
+        <w:br/>
+      </w:r>
+      <w:r>
+        <w:t xml:space="preserve">Laureate Institute for Brain Research</w:t>
+      </w:r>
+      <w:r>
+        <w:br/>
+      </w:r>
+      <w:r>
+        <w:t xml:space="preserve">6655 South Yale Avenue, Tulsa, OK 74136, United States</w:t>
+      </w:r>
+      <w:r>
+        <w:br/>
+      </w:r>
+      <w:r>
+        <w:t xml:space="preserve">Email: mferguson@laureateinstitute.org</w:t>
+      </w:r>
+      <w:r>
+        <w:br/>
+      </w:r>
+      <w:r>
+        <w:t xml:space="preserve">ORCID: 0009-0005-1365-5609</w:t>
+      </w:r>
+    </w:p>
+    <w:bookmarkEnd w:id="20"/>
+    <w:bookmarkStart w:id="21" w:name="author-orcids"/>
+    <w:p>
+      <w:pPr>
+        <w:pStyle w:val="Heading2"/>
+      </w:pPr>
+      <w:r>
+        <w:t xml:space="preserve">Author ORCIDs</w:t>
       </w:r>
     </w:p>
     <w:p>
       <w:pPr>
-        <w:pStyle w:val="BodyText"/>
-      </w:pPr>
-      <w:r>
-        <w:rPr>
-          <w:vertAlign w:val="superscript"/>
-        </w:rPr>
-        <w:t xml:space="preserve">1</w:t>
-      </w:r>
-      <w:r>
-        <w:t xml:space="preserve"> </w:t>
-      </w:r>
-      <w:r>
-        <w:t xml:space="preserve">Laureate Institute for Brain Research, Tulsa, OK, United States</w:t>
+        <w:pStyle w:val="FirstParagraph"/>
+      </w:pPr>
+      <w:r>
+        <w:t xml:space="preserve">Mikey Ferguson 0009-0005-1365-5609</w:t>
       </w:r>
     </w:p>
     <w:p>
@@ -171,16 +115,7 @@
         <w:pStyle w:val="BodyText"/>
       </w:pPr>
       <w:r>
-        <w:rPr>
-          <w:vertAlign w:val="superscript"/>
-        </w:rPr>
-        <w:t xml:space="preserve">2</w:t>
-      </w:r>
-      <w:r>
-        <w:t xml:space="preserve"> </w:t>
-      </w:r>
-      <w:r>
-        <w:t xml:space="preserve">The University of Tulsa, Tulsa, OK, United States</w:t>
+        <w:t xml:space="preserve">Martin Paulus 0000-0002-0825-3606</w:t>
       </w:r>
     </w:p>
     <w:p>
@@ -188,199 +123,7 @@
         <w:pStyle w:val="BodyText"/>
       </w:pPr>
       <w:r>
-        <w:rPr>
-          <w:bCs/>
-          <w:b/>
-        </w:rPr>
-        <w:t xml:space="preserve">ORCIDs.</w:t>
-      </w:r>
-    </w:p>
-    <w:tbl>
-      <w:tblPr>
-        <w:tblStyle w:val="Table"/>
-        <w:tblW w:type="pct" w:w="0.0"/>
-        <w:tblLook w:firstRow="1" w:lastRow="0" w:firstColumn="0" w:lastColumn="0" w:noHBand="0" w:noVBand="0" w:val="0020"/>
-      </w:tblPr>
-      <w:tblGrid/>
-      <w:tr>
-        <w:tc>
-          <w:p>
-            <w:pPr>
-              <w:pStyle w:val="Compact"/>
-              <w:jc w:val="left"/>
-            </w:pPr>
-            <w:r>
-              <w:t xml:space="preserve">Author</w:t>
-            </w:r>
-          </w:p>
-        </w:tc>
-        <w:tc>
-          <w:p>
-            <w:pPr>
-              <w:pStyle w:val="Compact"/>
-              <w:jc w:val="left"/>
-            </w:pPr>
-            <w:r>
-              <w:t xml:space="preserve">ORCID iD</w:t>
-            </w:r>
-          </w:p>
-        </w:tc>
-      </w:tr>
-      <w:tr>
-        <w:tc>
-          <w:p>
-            <w:pPr>
-              <w:pStyle w:val="Compact"/>
-              <w:jc w:val="left"/>
-            </w:pPr>
-            <w:r>
-              <w:t xml:space="preserve">Mikey Ferguson</w:t>
-            </w:r>
-          </w:p>
-        </w:tc>
-        <w:tc>
-          <w:p>
-            <w:pPr>
-              <w:pStyle w:val="Compact"/>
-              <w:jc w:val="left"/>
-            </w:pPr>
-            <w:r>
-              <w:t xml:space="preserve">0009-0005-1365-5609</w:t>
-            </w:r>
-          </w:p>
-        </w:tc>
-      </w:tr>
-      <w:tr>
-        <w:tc>
-          <w:p>
-            <w:pPr>
-              <w:pStyle w:val="Compact"/>
-              <w:jc w:val="left"/>
-            </w:pPr>
-            <w:r>
-              <w:t xml:space="preserve">Martin Paulus</w:t>
-            </w:r>
-          </w:p>
-        </w:tc>
-        <w:tc>
-          <w:p>
-            <w:pPr>
-              <w:pStyle w:val="Compact"/>
-              <w:jc w:val="left"/>
-            </w:pPr>
-            <w:r>
-              <w:t xml:space="preserve">0000-0002-0825-3606</w:t>
-            </w:r>
-          </w:p>
-        </w:tc>
-      </w:tr>
-      <w:tr>
-        <w:tc>
-          <w:p>
-            <w:pPr>
-              <w:pStyle w:val="Compact"/>
-              <w:jc w:val="left"/>
-            </w:pPr>
-            <w:r>
-              <w:t xml:space="preserve">Rayus Kuplicki</w:t>
-            </w:r>
-          </w:p>
-        </w:tc>
-        <w:tc>
-          <w:p>
-            <w:pPr>
-              <w:pStyle w:val="Compact"/>
-              <w:jc w:val="left"/>
-            </w:pPr>
-            <w:r>
-              <w:t xml:space="preserve">0000-0003-2954-6421</w:t>
-            </w:r>
-          </w:p>
-        </w:tc>
-      </w:tr>
-      <w:tr>
-        <w:tc>
-          <w:p>
-            <w:pPr>
-              <w:pStyle w:val="Compact"/>
-              <w:jc w:val="left"/>
-            </w:pPr>
-            <w:r>
-              <w:t xml:space="preserve">Katherine L. Forthman</w:t>
-            </w:r>
-          </w:p>
-        </w:tc>
-        <w:tc>
-          <w:p>
-            <w:pPr>
-              <w:pStyle w:val="Compact"/>
-              <w:jc w:val="left"/>
-            </w:pPr>
-            <w:r>
-              <w:t xml:space="preserve">0000-0002-8695-8388</w:t>
-            </w:r>
-          </w:p>
-        </w:tc>
-      </w:tr>
-      <w:tr>
-        <w:tc>
-          <w:p>
-            <w:pPr>
-              <w:pStyle w:val="Compact"/>
-              <w:jc w:val="left"/>
-            </w:pPr>
-            <w:r>
-              <w:t xml:space="preserve">Dale Peasley</w:t>
-            </w:r>
-          </w:p>
-        </w:tc>
-        <w:tc>
-          <w:p>
-            <w:pPr>
-              <w:pStyle w:val="Compact"/>
-              <w:jc w:val="left"/>
-            </w:pPr>
-            <w:r>
-              <w:t xml:space="preserve">0009-0003-7696-595X</w:t>
-            </w:r>
-          </w:p>
-        </w:tc>
-      </w:tr>
-      <w:tr>
-        <w:tc>
-          <w:p>
-            <w:pPr>
-              <w:pStyle w:val="Compact"/>
-              <w:jc w:val="left"/>
-            </w:pPr>
-            <w:r>
-              <w:t xml:space="preserve">Sandip Sen</w:t>
-            </w:r>
-          </w:p>
-        </w:tc>
-        <w:tc>
-          <w:p>
-            <w:pPr>
-              <w:pStyle w:val="Compact"/>
-              <w:jc w:val="left"/>
-            </w:pPr>
-            <w:r>
-              <w:t xml:space="preserve">0000-0001-6107-4095</w:t>
-            </w:r>
-          </w:p>
-        </w:tc>
-      </w:tr>
-    </w:tbl>
-    <w:p>
-      <w:pPr>
-        <w:pStyle w:val="BodyText"/>
-      </w:pPr>
-      <w:r>
-        <w:rPr>
-          <w:bCs/>
-          <w:b/>
-        </w:rPr>
-        <w:t xml:space="preserve">Corresponding author.</w:t>
+        <w:t xml:space="preserve">Rayus Kuplicki 0000-0003-2954-6421</w:t>
       </w:r>
     </w:p>
     <w:p>
@@ -388,34 +131,27 @@
         <w:pStyle w:val="BodyText"/>
       </w:pPr>
       <w:r>
-        <w:t xml:space="preserve">Mikey Ferguson, BS</w:t>
-      </w:r>
-      <w:r>
-        <w:t xml:space="preserve"> </w:t>
-      </w:r>
-      <w:r>
-        <w:t xml:space="preserve">Laureate Institute for Brain Research</w:t>
-      </w:r>
-      <w:r>
-        <w:t xml:space="preserve"> </w:t>
-      </w:r>
-      <w:r>
-        <w:t xml:space="preserve">6655 South Yale Avenue, Tulsa, OK 74136, United States</w:t>
-      </w:r>
-      <w:r>
-        <w:t xml:space="preserve"> </w:t>
-      </w:r>
-      <w:r>
-        <w:t xml:space="preserve">Email: mferguson@laureateinstitute.org</w:t>
-      </w:r>
-      <w:r>
-        <w:t xml:space="preserve"> </w:t>
-      </w:r>
-      <w:r>
-        <w:t xml:space="preserve">ORCID: 0009-0005-1365-5609</w:t>
+        <w:t xml:space="preserve">Katherine L. Forthman 0000-0002-8695-8388</w:t>
       </w:r>
     </w:p>
-    <w:bookmarkEnd w:id="20"/>
+    <w:p>
+      <w:pPr>
+        <w:pStyle w:val="BodyText"/>
+      </w:pPr>
+      <w:r>
+        <w:t xml:space="preserve">Dale Peasley 0009-0003-7696-595X</w:t>
+      </w:r>
+    </w:p>
+    <w:p>
+      <w:pPr>
+        <w:pStyle w:val="BodyText"/>
+      </w:pPr>
+      <w:r>
+        <w:t xml:space="preserve">Sandip Sen 0000-0001-6107-4095</w:t>
+      </w:r>
+    </w:p>
+    <w:bookmarkEnd w:id="21"/>
+    <w:bookmarkEnd w:id="22"/>
     <w:sectPr>
       <w:pgSz w:h="15840" w:w="12240"/>
       <w:pgMar w:bottom="1440" w:footer="708" w:gutter="0" w:header="708" w:left="1800" w:right="1800" w:top="1440"/>
